--- a/zht/docx/005.content.docx
+++ b/zht/docx/005.content.docx
@@ -19,7 +19,7 @@
         <w:rPr>
           <w:lang w:val="zh_TW" w:bidi="zh_TW"/>
         </w:rPr>
-        <w:t>Resource: Tyndale Open Study Notes</w:t>
+        <w:t>Resource: Aquifer Open Study Notes (Profiles)</w:t>
       </w:r>
       <w:r>
         <w:rPr>
@@ -112,7 +112,7 @@
         <w:rPr>
           <w:lang w:val="zh_TW" w:bidi="zh_TW"/>
         </w:rPr>
-        <w:t>Tyndale Open Study Notes</w:t>
+        <w:t>Aquifer Open Study Notes (Profiles)</w:t>
       </w:r>
     </w:p>
     <w:p>

--- a/zht/docx/005.content.docx
+++ b/zht/docx/005.content.docx
@@ -247,18 +247,12 @@
         </w:rPr>
         <w:t>保羅出生在大數，父母是猶太人。他的父母是羅馬公民，所以保羅也是羅馬公民。他在傳統的猶太家庭中長大，從事帳篷製作（或皮革工匠）的工作。他在耶路撒冷跟隨著名猶太拉比迦瑪列學習，並成為法利賽人（法利賽人是嚴格遵循猶太律法和口傳傳統的猶太宗教團體）。當保羅還是年輕人時，他曾猛烈攻擊和傷害基督徒（</w:t>
       </w:r>
-      <w:hyperlink r:id="rId13">
-        <w:r>
-          <w:rPr>
-            <w:lang w:val="zh_TW" w:bidi="zh_TW"/>
-          </w:rPr>
-          <w:rPr>
-            <w:color w:val="0000EE"/>
-            <w:u w:val="single"/>
-          </w:rPr>
-          <w:t>徒22:3–5</w:t>
-        </w:r>
-      </w:hyperlink>
+      <w:r>
+        <w:rPr>
+          <w:lang w:val="zh_TW" w:bidi="zh_TW"/>
+        </w:rPr>
+        <w:t>徒22:3–5</w:t>
+      </w:r>
       <w:r>
         <w:rPr>
           <w:lang w:val="zh_TW" w:bidi="zh_TW"/>
@@ -279,54 +273,36 @@
         </w:rPr>
         <w:t>然而，之後發生了一件事，徹底改變了他的生命。復活的耶穌向保羅顯現（</w:t>
       </w:r>
-      <w:hyperlink r:id="rId14">
-        <w:r>
-          <w:rPr>
-            <w:lang w:val="zh_TW" w:bidi="zh_TW"/>
-          </w:rPr>
-          <w:rPr>
-            <w:color w:val="0000EE"/>
-            <w:u w:val="single"/>
-          </w:rPr>
-          <w:t>徒9:3–6</w:t>
-        </w:r>
-      </w:hyperlink>
+      <w:r>
+        <w:rPr>
+          <w:lang w:val="zh_TW" w:bidi="zh_TW"/>
+        </w:rPr>
+        <w:t>徒9:3–6</w:t>
+      </w:r>
       <w:r>
         <w:rPr>
           <w:lang w:val="zh_TW" w:bidi="zh_TW"/>
         </w:rPr>
         <w:t>，</w:t>
       </w:r>
-      <w:hyperlink r:id="rId15">
-        <w:r>
-          <w:rPr>
-            <w:lang w:val="zh_TW" w:bidi="zh_TW"/>
-          </w:rPr>
-          <w:rPr>
-            <w:color w:val="0000EE"/>
-            <w:u w:val="single"/>
-          </w:rPr>
-          <w:t>22:6–10</w:t>
-        </w:r>
-      </w:hyperlink>
+      <w:r>
+        <w:rPr>
+          <w:lang w:val="zh_TW" w:bidi="zh_TW"/>
+        </w:rPr>
+        <w:t>22:6–10</w:t>
+      </w:r>
       <w:r>
         <w:rPr>
           <w:lang w:val="zh_TW" w:bidi="zh_TW"/>
         </w:rPr>
         <w:t>）。經歷這次事件後，保羅成為耶穌的跟從者。他用餘生走遍地中海，告訴人們耶穌是救主和主（見</w:t>
       </w:r>
-      <w:hyperlink r:id="rId16">
-        <w:r>
-          <w:rPr>
-            <w:lang w:val="zh_TW" w:bidi="zh_TW"/>
-          </w:rPr>
-          <w:rPr>
-            <w:color w:val="0000EE"/>
-            <w:u w:val="single"/>
-          </w:rPr>
-          <w:t>加1:11–16</w:t>
-        </w:r>
-      </w:hyperlink>
+      <w:r>
+        <w:rPr>
+          <w:lang w:val="zh_TW" w:bidi="zh_TW"/>
+        </w:rPr>
+        <w:t>加1:11–16</w:t>
+      </w:r>
       <w:r>
         <w:rPr>
           <w:lang w:val="zh_TW" w:bidi="zh_TW"/>
@@ -347,18 +323,12 @@
         </w:rPr>
         <w:t>保羅相信耶穌是猶太的彌賽亞（神應許派來拯救祂百姓的特別領袖），與同時代的猶太人不同。他看見耶穌的異象，幫助他明白，透過耶穌的死亡和復活，信徒可以與神和好並改變他們的生命。保羅不再認為人們必須仔細遵循所有摩西律法，才能討神喜悅。他現在明白，與神和好是透過相信耶穌而來的禮物，耶穌為了從罪中釋放百姓而受死（</w:t>
       </w:r>
-      <w:hyperlink r:id="rId17">
-        <w:r>
-          <w:rPr>
-            <w:lang w:val="zh_TW" w:bidi="zh_TW"/>
-          </w:rPr>
-          <w:rPr>
-            <w:color w:val="0000EE"/>
-            <w:u w:val="single"/>
-          </w:rPr>
-          <w:t>羅4:1–8</w:t>
-        </w:r>
-      </w:hyperlink>
+      <w:r>
+        <w:rPr>
+          <w:lang w:val="zh_TW" w:bidi="zh_TW"/>
+        </w:rPr>
+        <w:t>羅4:1–8</w:t>
+      </w:r>
       <w:r>
         <w:rPr>
           <w:lang w:val="zh_TW" w:bidi="zh_TW"/>
@@ -443,18 +413,12 @@
         </w:rPr>
         <w:t>人們只能透過相信耶穌為他們的救主，藉以得救（</w:t>
       </w:r>
-      <w:hyperlink r:id="rId18">
-        <w:r>
-          <w:rPr>
-            <w:lang w:val="zh_TW" w:bidi="zh_TW"/>
-          </w:rPr>
-          <w:rPr>
-            <w:color w:val="0000EE"/>
-            <w:u w:val="single"/>
-          </w:rPr>
-          <w:t>加2:16</w:t>
-        </w:r>
-      </w:hyperlink>
+      <w:r>
+        <w:rPr>
+          <w:lang w:val="zh_TW" w:bidi="zh_TW"/>
+        </w:rPr>
+        <w:t>加2:16</w:t>
+      </w:r>
       <w:r>
         <w:rPr>
           <w:lang w:val="zh_TW" w:bidi="zh_TW"/>
@@ -479,36 +443,24 @@
         </w:rPr>
         <w:t>信徒應該獻上生命的一切來服事耶穌——他們的主（</w:t>
       </w:r>
-      <w:hyperlink r:id="rId19">
-        <w:r>
-          <w:rPr>
-            <w:lang w:val="zh_TW" w:bidi="zh_TW"/>
-          </w:rPr>
-          <w:rPr>
-            <w:color w:val="0000EE"/>
-            <w:u w:val="single"/>
-          </w:rPr>
-          <w:t>羅14:7–9</w:t>
-        </w:r>
-      </w:hyperlink>
+      <w:r>
+        <w:rPr>
+          <w:lang w:val="zh_TW" w:bidi="zh_TW"/>
+        </w:rPr>
+        <w:t>羅14:7–9</w:t>
+      </w:r>
       <w:r>
         <w:rPr>
           <w:lang w:val="zh_TW" w:bidi="zh_TW"/>
         </w:rPr>
         <w:t>；</w:t>
       </w:r>
-      <w:hyperlink r:id="rId20">
-        <w:r>
-          <w:rPr>
-            <w:lang w:val="zh_TW" w:bidi="zh_TW"/>
-          </w:rPr>
-          <w:rPr>
-            <w:color w:val="0000EE"/>
-            <w:u w:val="single"/>
-          </w:rPr>
-          <w:t>林後5:15</w:t>
-        </w:r>
-      </w:hyperlink>
+      <w:r>
+        <w:rPr>
+          <w:lang w:val="zh_TW" w:bidi="zh_TW"/>
+        </w:rPr>
+        <w:t>林後5:15</w:t>
+      </w:r>
       <w:r>
         <w:rPr>
           <w:lang w:val="zh_TW" w:bidi="zh_TW"/>
@@ -529,162 +481,108 @@
         </w:rPr>
         <w:t>在多位新約聖經的作者中，保羅對救恩的解釋最為清楚（</w:t>
       </w:r>
-      <w:hyperlink r:id="rId21">
-        <w:r>
-          <w:rPr>
-            <w:lang w:val="zh_TW" w:bidi="zh_TW"/>
-          </w:rPr>
-          <w:rPr>
-            <w:color w:val="0000EE"/>
-            <w:u w:val="single"/>
-          </w:rPr>
-          <w:t>羅1–8</w:t>
-        </w:r>
-      </w:hyperlink>
+      <w:r>
+        <w:rPr>
+          <w:lang w:val="zh_TW" w:bidi="zh_TW"/>
+        </w:rPr>
+        <w:t>羅1–8</w:t>
+      </w:r>
       <w:r>
         <w:rPr>
           <w:lang w:val="zh_TW" w:bidi="zh_TW"/>
         </w:rPr>
         <w:t>）。他提供基督徒生命和群體的詳細觀點，他的書信也強調聖靈在信徒生命中的能力（</w:t>
       </w:r>
-      <w:hyperlink r:id="rId22">
-        <w:r>
-          <w:rPr>
-            <w:lang w:val="zh_TW" w:bidi="zh_TW"/>
-          </w:rPr>
-          <w:rPr>
-            <w:color w:val="0000EE"/>
-            <w:u w:val="single"/>
-          </w:rPr>
-          <w:t>羅8:9–13</w:t>
-        </w:r>
-      </w:hyperlink>
+      <w:r>
+        <w:rPr>
+          <w:lang w:val="zh_TW" w:bidi="zh_TW"/>
+        </w:rPr>
+        <w:t>羅8:9–13</w:t>
+      </w:r>
       <w:r>
         <w:rPr>
           <w:lang w:val="zh_TW" w:bidi="zh_TW"/>
         </w:rPr>
         <w:t>；</w:t>
       </w:r>
-      <w:hyperlink r:id="rId23">
-        <w:r>
-          <w:rPr>
-            <w:lang w:val="zh_TW" w:bidi="zh_TW"/>
-          </w:rPr>
-          <w:rPr>
-            <w:color w:val="0000EE"/>
-            <w:u w:val="single"/>
-          </w:rPr>
-          <w:t>加5:16–25</w:t>
-        </w:r>
-      </w:hyperlink>
+      <w:r>
+        <w:rPr>
+          <w:lang w:val="zh_TW" w:bidi="zh_TW"/>
+        </w:rPr>
+        <w:t>加5:16–25</w:t>
+      </w:r>
       <w:r>
         <w:rPr>
           <w:lang w:val="zh_TW" w:bidi="zh_TW"/>
         </w:rPr>
         <w:t>；參</w:t>
       </w:r>
-      <w:hyperlink r:id="rId24">
-        <w:r>
-          <w:rPr>
-            <w:lang w:val="zh_TW" w:bidi="zh_TW"/>
-          </w:rPr>
-          <w:rPr>
-            <w:color w:val="0000EE"/>
-            <w:u w:val="single"/>
-          </w:rPr>
-          <w:t>加2:20</w:t>
-        </w:r>
-      </w:hyperlink>
+      <w:r>
+        <w:rPr>
+          <w:lang w:val="zh_TW" w:bidi="zh_TW"/>
+        </w:rPr>
+        <w:t>加2:20</w:t>
+      </w:r>
       <w:r>
         <w:rPr>
           <w:lang w:val="zh_TW" w:bidi="zh_TW"/>
         </w:rPr>
         <w:t>；</w:t>
       </w:r>
-      <w:hyperlink r:id="rId25">
-        <w:r>
-          <w:rPr>
-            <w:lang w:val="zh_TW" w:bidi="zh_TW"/>
-          </w:rPr>
-          <w:rPr>
-            <w:color w:val="0000EE"/>
-            <w:u w:val="single"/>
-          </w:rPr>
-          <w:t>西1:27</w:t>
-        </w:r>
-      </w:hyperlink>
+      <w:r>
+        <w:rPr>
+          <w:lang w:val="zh_TW" w:bidi="zh_TW"/>
+        </w:rPr>
+        <w:t>西1:27</w:t>
+      </w:r>
       <w:r>
         <w:rPr>
           <w:lang w:val="zh_TW" w:bidi="zh_TW"/>
         </w:rPr>
         <w:t>）。他鼓勵信徒不斷成長，變得更像耶穌（</w:t>
       </w:r>
-      <w:hyperlink r:id="rId26">
-        <w:r>
-          <w:rPr>
-            <w:lang w:val="zh_TW" w:bidi="zh_TW"/>
-          </w:rPr>
-          <w:rPr>
-            <w:color w:val="0000EE"/>
-            <w:u w:val="single"/>
-          </w:rPr>
-          <w:t>羅8:30</w:t>
-        </w:r>
-      </w:hyperlink>
+      <w:r>
+        <w:rPr>
+          <w:lang w:val="zh_TW" w:bidi="zh_TW"/>
+        </w:rPr>
+        <w:t>羅8:30</w:t>
+      </w:r>
       <w:r>
         <w:rPr>
           <w:lang w:val="zh_TW" w:bidi="zh_TW"/>
         </w:rPr>
         <w:t>；</w:t>
       </w:r>
-      <w:hyperlink r:id="rId27">
-        <w:r>
-          <w:rPr>
-            <w:lang w:val="zh_TW" w:bidi="zh_TW"/>
-          </w:rPr>
-          <w:rPr>
-            <w:color w:val="0000EE"/>
-            <w:u w:val="single"/>
-          </w:rPr>
-          <w:t>弗4:13</w:t>
-        </w:r>
-      </w:hyperlink>
+      <w:r>
+        <w:rPr>
+          <w:lang w:val="zh_TW" w:bidi="zh_TW"/>
+        </w:rPr>
+        <w:t>弗4:13</w:t>
+      </w:r>
       <w:r>
         <w:rPr>
           <w:lang w:val="zh_TW" w:bidi="zh_TW"/>
         </w:rPr>
         <w:t>，</w:t>
       </w:r>
-      <w:hyperlink r:id="rId28">
-        <w:r>
-          <w:rPr>
-            <w:lang w:val="zh_TW" w:bidi="zh_TW"/>
-          </w:rPr>
-          <w:rPr>
-            <w:color w:val="0000EE"/>
-            <w:u w:val="single"/>
-          </w:rPr>
-          <w:t>15</w:t>
-        </w:r>
-      </w:hyperlink>
+      <w:r>
+        <w:rPr>
+          <w:lang w:val="zh_TW" w:bidi="zh_TW"/>
+        </w:rPr>
+        <w:t>15</w:t>
+      </w:r>
       <w:r>
         <w:rPr>
           <w:lang w:val="zh_TW" w:bidi="zh_TW"/>
         </w:rPr>
         <w:t>，</w:t>
       </w:r>
-      <w:hyperlink r:id="rId29">
-        <w:r>
-          <w:rPr>
-            <w:lang w:val="zh_TW" w:bidi="zh_TW"/>
-          </w:rPr>
-          <w:rPr>
-            <w:color w:val="0000EE"/>
-            <w:u w:val="single"/>
-          </w:rPr>
-          <w:t>5:1–2</w:t>
-        </w:r>
-      </w:hyperlink>
+      <w:r>
+        <w:rPr>
+          <w:lang w:val="zh_TW" w:bidi="zh_TW"/>
+        </w:rPr>
+        <w:t>5:1–2</w:t>
+      </w:r>
       <w:r>
         <w:rPr>
           <w:lang w:val="zh_TW" w:bidi="zh_TW"/>
@@ -705,90 +603,60 @@
         </w:rPr>
         <w:t>信徒應該活出充滿愛的生命（</w:t>
       </w:r>
-      <w:hyperlink r:id="rId30">
-        <w:r>
-          <w:rPr>
-            <w:lang w:val="zh_TW" w:bidi="zh_TW"/>
-          </w:rPr>
-          <w:rPr>
-            <w:color w:val="0000EE"/>
-            <w:u w:val="single"/>
-          </w:rPr>
-          <w:t>林前13:1–13</w:t>
-        </w:r>
-      </w:hyperlink>
+      <w:r>
+        <w:rPr>
+          <w:lang w:val="zh_TW" w:bidi="zh_TW"/>
+        </w:rPr>
+        <w:t>林前13:1–13</w:t>
+      </w:r>
       <w:r>
         <w:rPr>
           <w:lang w:val="zh_TW" w:bidi="zh_TW"/>
         </w:rPr>
         <w:t>；</w:t>
       </w:r>
-      <w:hyperlink r:id="rId31">
-        <w:r>
-          <w:rPr>
-            <w:lang w:val="zh_TW" w:bidi="zh_TW"/>
-          </w:rPr>
-          <w:rPr>
-            <w:color w:val="0000EE"/>
-            <w:u w:val="single"/>
-          </w:rPr>
-          <w:t>弗5:2</w:t>
-        </w:r>
-      </w:hyperlink>
+      <w:r>
+        <w:rPr>
+          <w:lang w:val="zh_TW" w:bidi="zh_TW"/>
+        </w:rPr>
+        <w:t>弗5:2</w:t>
+      </w:r>
       <w:r>
         <w:rPr>
           <w:lang w:val="zh_TW" w:bidi="zh_TW"/>
         </w:rPr>
         <w:t>）。他們應該完全順服耶穌。與其他新約聖經作者相比，保羅向我們展示，基督徒為何必須將生命建立在耶穌的恩典之上（</w:t>
       </w:r>
-      <w:hyperlink r:id="rId32">
-        <w:r>
-          <w:rPr>
-            <w:lang w:val="zh_TW" w:bidi="zh_TW"/>
-          </w:rPr>
-          <w:rPr>
-            <w:color w:val="0000EE"/>
-            <w:u w:val="single"/>
-          </w:rPr>
-          <w:t>羅12:1–2）</w:t>
-        </w:r>
-      </w:hyperlink>
+      <w:r>
+        <w:rPr>
+          <w:lang w:val="zh_TW" w:bidi="zh_TW"/>
+        </w:rPr>
+        <w:t>羅12:1–2）</w:t>
+      </w:r>
       <w:r>
         <w:rPr>
           <w:lang w:val="zh_TW" w:bidi="zh_TW"/>
         </w:rPr>
         <w:t>。對保羅來說，信徒的整個生命（以及整個宇宙）都以耶穌為中心。一切只有在與耶穌的關係中，才能找到真正的意義（</w:t>
       </w:r>
-      <w:hyperlink r:id="rId33">
-        <w:r>
-          <w:rPr>
-            <w:lang w:val="zh_TW" w:bidi="zh_TW"/>
-          </w:rPr>
-          <w:rPr>
-            <w:color w:val="0000EE"/>
-            <w:u w:val="single"/>
-          </w:rPr>
-          <w:t>西1:15–20</w:t>
-        </w:r>
-      </w:hyperlink>
+      <w:r>
+        <w:rPr>
+          <w:lang w:val="zh_TW" w:bidi="zh_TW"/>
+        </w:rPr>
+        <w:t>西1:15–20</w:t>
+      </w:r>
       <w:r>
         <w:rPr>
           <w:lang w:val="zh_TW" w:bidi="zh_TW"/>
         </w:rPr>
         <w:t>，</w:t>
       </w:r>
-      <w:hyperlink r:id="rId34">
-        <w:r>
-          <w:rPr>
-            <w:lang w:val="zh_TW" w:bidi="zh_TW"/>
-          </w:rPr>
-          <w:rPr>
-            <w:color w:val="0000EE"/>
-            <w:u w:val="single"/>
-          </w:rPr>
-          <w:t>2:6–3:4</w:t>
-        </w:r>
-      </w:hyperlink>
+      <w:r>
+        <w:rPr>
+          <w:lang w:val="zh_TW" w:bidi="zh_TW"/>
+        </w:rPr>
+        <w:t>2:6–3:4</w:t>
+      </w:r>
       <w:r>
         <w:rPr>
           <w:lang w:val="zh_TW" w:bidi="zh_TW"/>
@@ -823,18 +691,12 @@
         </w:rPr>
         <w:t>保羅希望在各方面（甚至在受苦和死亡中）效法耶穌。保羅死的時候知道，就像耶穌從死裡復活一樣，有一天他也會復活，得著新的生命（</w:t>
       </w:r>
-      <w:hyperlink r:id="rId35">
-        <w:r>
-          <w:rPr>
-            <w:lang w:val="zh_TW" w:bidi="zh_TW"/>
-          </w:rPr>
-          <w:rPr>
-            <w:color w:val="0000EE"/>
-            <w:u w:val="single"/>
-          </w:rPr>
-          <w:t>腓3:10–11</w:t>
-        </w:r>
-      </w:hyperlink>
+      <w:r>
+        <w:rPr>
+          <w:lang w:val="zh_TW" w:bidi="zh_TW"/>
+        </w:rPr>
+        <w:t>腓3:10–11</w:t>
+      </w:r>
       <w:r>
         <w:rPr>
           <w:lang w:val="zh_TW" w:bidi="zh_TW"/>
@@ -864,324 +726,216 @@
           <w:lang w:val="zh_TW" w:bidi="zh_TW"/>
         </w:rPr>
       </w:r>
-      <w:hyperlink r:id="rId36">
-        <w:r>
-          <w:rPr>
-            <w:lang w:val="zh_TW" w:bidi="zh_TW"/>
-          </w:rPr>
-          <w:rPr>
-            <w:color w:val="0000EE"/>
-            <w:u w:val="single"/>
-          </w:rPr>
-          <w:t>徒7:58–8:3</w:t>
-        </w:r>
-      </w:hyperlink>
+      <w:r>
+        <w:rPr>
+          <w:lang w:val="zh_TW" w:bidi="zh_TW"/>
+        </w:rPr>
+        <w:t>徒7:58–8:3</w:t>
+      </w:r>
       <w:r>
         <w:rPr>
           <w:lang w:val="zh_TW" w:bidi="zh_TW"/>
         </w:rPr>
         <w:t>，</w:t>
       </w:r>
-      <w:hyperlink r:id="rId37">
-        <w:r>
-          <w:rPr>
-            <w:lang w:val="zh_TW" w:bidi="zh_TW"/>
-          </w:rPr>
-          <w:rPr>
-            <w:color w:val="0000EE"/>
-            <w:u w:val="single"/>
-          </w:rPr>
-          <w:t>9:1–31</w:t>
-        </w:r>
-      </w:hyperlink>
+      <w:r>
+        <w:rPr>
+          <w:lang w:val="zh_TW" w:bidi="zh_TW"/>
+        </w:rPr>
+        <w:t>9:1–31</w:t>
+      </w:r>
       <w:r>
         <w:rPr>
           <w:lang w:val="zh_TW" w:bidi="zh_TW"/>
         </w:rPr>
         <w:t>，</w:t>
       </w:r>
-      <w:hyperlink r:id="rId38">
-        <w:r>
-          <w:rPr>
-            <w:lang w:val="zh_TW" w:bidi="zh_TW"/>
-          </w:rPr>
-          <w:rPr>
-            <w:color w:val="0000EE"/>
-            <w:u w:val="single"/>
-          </w:rPr>
-          <w:t>11:25–30</w:t>
-        </w:r>
-      </w:hyperlink>
+      <w:r>
+        <w:rPr>
+          <w:lang w:val="zh_TW" w:bidi="zh_TW"/>
+        </w:rPr>
+        <w:t>11:25–30</w:t>
+      </w:r>
       <w:r>
         <w:rPr>
           <w:lang w:val="zh_TW" w:bidi="zh_TW"/>
         </w:rPr>
         <w:t>，</w:t>
       </w:r>
-      <w:hyperlink r:id="rId39">
-        <w:r>
-          <w:rPr>
-            <w:lang w:val="zh_TW" w:bidi="zh_TW"/>
-          </w:rPr>
-          <w:rPr>
-            <w:color w:val="0000EE"/>
-            <w:u w:val="single"/>
-          </w:rPr>
-          <w:t>12:25–28:31</w:t>
-        </w:r>
-      </w:hyperlink>
+      <w:r>
+        <w:rPr>
+          <w:lang w:val="zh_TW" w:bidi="zh_TW"/>
+        </w:rPr>
+        <w:t>12:25–28:31</w:t>
+      </w:r>
       <w:r>
         <w:rPr>
           <w:lang w:val="zh_TW" w:bidi="zh_TW"/>
         </w:rPr>
         <w:t>；</w:t>
       </w:r>
-      <w:hyperlink r:id="rId40">
-        <w:r>
-          <w:rPr>
-            <w:lang w:val="zh_TW" w:bidi="zh_TW"/>
-          </w:rPr>
-          <w:rPr>
-            <w:color w:val="0000EE"/>
-            <w:u w:val="single"/>
-          </w:rPr>
-          <w:t>羅1:1–16:27</w:t>
-        </w:r>
-      </w:hyperlink>
+      <w:r>
+        <w:rPr>
+          <w:lang w:val="zh_TW" w:bidi="zh_TW"/>
+        </w:rPr>
+        <w:t>羅1:1–16:27</w:t>
+      </w:r>
       <w:r>
         <w:rPr>
           <w:lang w:val="zh_TW" w:bidi="zh_TW"/>
         </w:rPr>
         <w:t>；</w:t>
       </w:r>
-      <w:hyperlink r:id="rId41">
-        <w:r>
-          <w:rPr>
-            <w:lang w:val="zh_TW" w:bidi="zh_TW"/>
-          </w:rPr>
-          <w:rPr>
-            <w:color w:val="0000EE"/>
-            <w:u w:val="single"/>
-          </w:rPr>
-          <w:t>林前1:1–16:24</w:t>
-        </w:r>
-      </w:hyperlink>
+      <w:r>
+        <w:rPr>
+          <w:lang w:val="zh_TW" w:bidi="zh_TW"/>
+        </w:rPr>
+        <w:t>林前1:1–16:24</w:t>
+      </w:r>
       <w:r>
         <w:rPr>
           <w:lang w:val="zh_TW" w:bidi="zh_TW"/>
         </w:rPr>
         <w:t>；</w:t>
       </w:r>
-      <w:hyperlink r:id="rId42">
-        <w:r>
-          <w:rPr>
-            <w:lang w:val="zh_TW" w:bidi="zh_TW"/>
-          </w:rPr>
-          <w:rPr>
-            <w:color w:val="0000EE"/>
-            <w:u w:val="single"/>
-          </w:rPr>
-          <w:t>林後1:1–13:14</w:t>
-        </w:r>
-      </w:hyperlink>
+      <w:r>
+        <w:rPr>
+          <w:lang w:val="zh_TW" w:bidi="zh_TW"/>
+        </w:rPr>
+        <w:t>林後1:1–13:14</w:t>
+      </w:r>
       <w:r>
         <w:rPr>
           <w:lang w:val="zh_TW" w:bidi="zh_TW"/>
         </w:rPr>
         <w:t>；</w:t>
       </w:r>
-      <w:hyperlink r:id="rId43">
-        <w:r>
-          <w:rPr>
-            <w:lang w:val="zh_TW" w:bidi="zh_TW"/>
-          </w:rPr>
-          <w:rPr>
-            <w:color w:val="0000EE"/>
-            <w:u w:val="single"/>
-          </w:rPr>
-          <w:t>加1:1–6:18</w:t>
-        </w:r>
-      </w:hyperlink>
+      <w:r>
+        <w:rPr>
+          <w:lang w:val="zh_TW" w:bidi="zh_TW"/>
+        </w:rPr>
+        <w:t>加1:1–6:18</w:t>
+      </w:r>
       <w:r>
         <w:rPr>
           <w:lang w:val="zh_TW" w:bidi="zh_TW"/>
         </w:rPr>
         <w:t>；</w:t>
       </w:r>
-      <w:hyperlink r:id="rId44">
-        <w:r>
-          <w:rPr>
-            <w:lang w:val="zh_TW" w:bidi="zh_TW"/>
-          </w:rPr>
-          <w:rPr>
-            <w:color w:val="0000EE"/>
-            <w:u w:val="single"/>
-          </w:rPr>
-          <w:t>弗1:1–6:24</w:t>
-        </w:r>
-      </w:hyperlink>
+      <w:r>
+        <w:rPr>
+          <w:lang w:val="zh_TW" w:bidi="zh_TW"/>
+        </w:rPr>
+        <w:t>弗1:1–6:24</w:t>
+      </w:r>
       <w:r>
         <w:rPr>
           <w:lang w:val="zh_TW" w:bidi="zh_TW"/>
         </w:rPr>
         <w:t>；</w:t>
       </w:r>
-      <w:hyperlink r:id="rId45">
-        <w:r>
-          <w:rPr>
-            <w:lang w:val="zh_TW" w:bidi="zh_TW"/>
-          </w:rPr>
-          <w:rPr>
-            <w:color w:val="0000EE"/>
-            <w:u w:val="single"/>
-          </w:rPr>
-          <w:t>腓1:1–4:23</w:t>
-        </w:r>
-      </w:hyperlink>
+      <w:r>
+        <w:rPr>
+          <w:lang w:val="zh_TW" w:bidi="zh_TW"/>
+        </w:rPr>
+        <w:t>腓1:1–4:23</w:t>
+      </w:r>
       <w:r>
         <w:rPr>
           <w:lang w:val="zh_TW" w:bidi="zh_TW"/>
         </w:rPr>
         <w:t>；</w:t>
       </w:r>
-      <w:hyperlink r:id="rId46">
-        <w:r>
-          <w:rPr>
-            <w:lang w:val="zh_TW" w:bidi="zh_TW"/>
-          </w:rPr>
-          <w:rPr>
-            <w:color w:val="0000EE"/>
-            <w:u w:val="single"/>
-          </w:rPr>
-          <w:t>西1:1–4:18</w:t>
-        </w:r>
-      </w:hyperlink>
+      <w:r>
+        <w:rPr>
+          <w:lang w:val="zh_TW" w:bidi="zh_TW"/>
+        </w:rPr>
+        <w:t>西1:1–4:18</w:t>
+      </w:r>
       <w:r>
         <w:rPr>
           <w:lang w:val="zh_TW" w:bidi="zh_TW"/>
         </w:rPr>
         <w:t>；</w:t>
       </w:r>
-      <w:hyperlink r:id="rId47">
-        <w:r>
-          <w:rPr>
-            <w:lang w:val="zh_TW" w:bidi="zh_TW"/>
-          </w:rPr>
-          <w:rPr>
-            <w:color w:val="0000EE"/>
-            <w:u w:val="single"/>
-          </w:rPr>
-          <w:t>帖前1:1–5:28</w:t>
-        </w:r>
-      </w:hyperlink>
+      <w:r>
+        <w:rPr>
+          <w:lang w:val="zh_TW" w:bidi="zh_TW"/>
+        </w:rPr>
+        <w:t>帖前1:1–5:28</w:t>
+      </w:r>
       <w:r>
         <w:rPr>
           <w:lang w:val="zh_TW" w:bidi="zh_TW"/>
         </w:rPr>
         <w:t>；</w:t>
       </w:r>
-      <w:hyperlink r:id="rId48">
-        <w:r>
-          <w:rPr>
-            <w:lang w:val="zh_TW" w:bidi="zh_TW"/>
-          </w:rPr>
-          <w:rPr>
-            <w:color w:val="0000EE"/>
-            <w:u w:val="single"/>
-          </w:rPr>
-          <w:t>帖後1:1–3:18</w:t>
-        </w:r>
-      </w:hyperlink>
+      <w:r>
+        <w:rPr>
+          <w:lang w:val="zh_TW" w:bidi="zh_TW"/>
+        </w:rPr>
+        <w:t>帖後1:1–3:18</w:t>
+      </w:r>
       <w:r>
         <w:rPr>
           <w:lang w:val="zh_TW" w:bidi="zh_TW"/>
         </w:rPr>
         <w:t>；</w:t>
       </w:r>
-      <w:hyperlink r:id="rId49">
-        <w:r>
-          <w:rPr>
-            <w:lang w:val="zh_TW" w:bidi="zh_TW"/>
-          </w:rPr>
-          <w:rPr>
-            <w:color w:val="0000EE"/>
-            <w:u w:val="single"/>
-          </w:rPr>
-          <w:t>提前1:1–6:21</w:t>
-        </w:r>
-      </w:hyperlink>
+      <w:r>
+        <w:rPr>
+          <w:lang w:val="zh_TW" w:bidi="zh_TW"/>
+        </w:rPr>
+        <w:t>提前1:1–6:21</w:t>
+      </w:r>
       <w:r>
         <w:rPr>
           <w:lang w:val="zh_TW" w:bidi="zh_TW"/>
         </w:rPr>
         <w:t>；</w:t>
       </w:r>
-      <w:hyperlink r:id="rId50">
-        <w:r>
-          <w:rPr>
-            <w:lang w:val="zh_TW" w:bidi="zh_TW"/>
-          </w:rPr>
-          <w:rPr>
-            <w:color w:val="0000EE"/>
-            <w:u w:val="single"/>
-          </w:rPr>
-          <w:t>提後1:1–4:22</w:t>
-        </w:r>
-      </w:hyperlink>
+      <w:r>
+        <w:rPr>
+          <w:lang w:val="zh_TW" w:bidi="zh_TW"/>
+        </w:rPr>
+        <w:t>提後1:1–4:22</w:t>
+      </w:r>
       <w:r>
         <w:rPr>
           <w:lang w:val="zh_TW" w:bidi="zh_TW"/>
         </w:rPr>
         <w:t>；</w:t>
       </w:r>
-      <w:hyperlink r:id="rId51">
-        <w:r>
-          <w:rPr>
-            <w:lang w:val="zh_TW" w:bidi="zh_TW"/>
-          </w:rPr>
-          <w:rPr>
-            <w:color w:val="0000EE"/>
-            <w:u w:val="single"/>
-          </w:rPr>
-          <w:t>多1:1–3:15</w:t>
-        </w:r>
-      </w:hyperlink>
+      <w:r>
+        <w:rPr>
+          <w:lang w:val="zh_TW" w:bidi="zh_TW"/>
+        </w:rPr>
+        <w:t>多1:1–3:15</w:t>
+      </w:r>
       <w:r>
         <w:rPr>
           <w:lang w:val="zh_TW" w:bidi="zh_TW"/>
         </w:rPr>
         <w:t>；</w:t>
       </w:r>
-      <w:hyperlink r:id="rId52">
-        <w:r>
-          <w:rPr>
-            <w:lang w:val="zh_TW" w:bidi="zh_TW"/>
-          </w:rPr>
-          <w:rPr>
-            <w:color w:val="0000EE"/>
-            <w:u w:val="single"/>
-          </w:rPr>
-          <w:t>門1:1–25</w:t>
-        </w:r>
-      </w:hyperlink>
+      <w:r>
+        <w:rPr>
+          <w:lang w:val="zh_TW" w:bidi="zh_TW"/>
+        </w:rPr>
+        <w:t>門1:1–25</w:t>
+      </w:r>
       <w:r>
         <w:rPr>
           <w:lang w:val="zh_TW" w:bidi="zh_TW"/>
         </w:rPr>
         <w:t>；</w:t>
       </w:r>
-      <w:hyperlink r:id="rId53">
-        <w:r>
-          <w:rPr>
-            <w:lang w:val="zh_TW" w:bidi="zh_TW"/>
-          </w:rPr>
-          <w:rPr>
-            <w:color w:val="0000EE"/>
-            <w:u w:val="single"/>
-          </w:rPr>
-          <w:t>彼後3:15–16</w:t>
-        </w:r>
-      </w:hyperlink>
+      <w:r>
+        <w:rPr>
+          <w:lang w:val="zh_TW" w:bidi="zh_TW"/>
+        </w:rPr>
+        <w:t>彼後3:15–16</w:t>
+      </w:r>
       <w:r>
         <w:rPr>
           <w:lang w:val="zh_TW" w:bidi="zh_TW"/>
